--- a/Tài liệu/DCTN_PhamQuocKhanh_6251071048(SỬA).docx
+++ b/Tài liệu/DCTN_PhamQuocKhanh_6251071048(SỬA).docx
@@ -10234,7 +10234,6 @@
         <w:t xml:space="preserve"> bao </w:t>
       </w:r>
       <w:proofErr w:type="spellStart"/>
-      <w:proofErr w:type="gramStart"/>
       <w:r>
         <w:rPr>
           <w:sz w:val="26"/>
@@ -10260,7 +10259,6 @@
         </w:rPr>
         <w:t>:</w:t>
       </w:r>
-      <w:proofErr w:type="gramEnd"/>
     </w:p>
     <w:p>
       <w:pPr>
@@ -23755,9 +23753,18 @@
           <w:szCs w:val="26"/>
           <w:lang w:val="en-US"/>
         </w:rPr>
-        <w:t>lưu.</w:t>
-      </w:r>
-      <w:proofErr w:type="spellEnd"/>
+        <w:t>lưu</w:t>
+      </w:r>
+      <w:proofErr w:type="spellEnd"/>
+      <w:r>
+        <w:rPr>
+          <w:color w:val="000000"/>
+          <w:sz w:val="26"/>
+          <w:szCs w:val="26"/>
+          <w:lang w:val="en-US"/>
+        </w:rPr>
+        <w:t>.</w:t>
+      </w:r>
     </w:p>
     <w:p>
       <w:pPr>
@@ -26648,9 +26655,18 @@
           <w:szCs w:val="26"/>
           <w:lang w:val="en-US"/>
         </w:rPr>
-        <w:t>cứ.</w:t>
-      </w:r>
-      <w:proofErr w:type="spellEnd"/>
+        <w:t>cứ</w:t>
+      </w:r>
+      <w:proofErr w:type="spellEnd"/>
+      <w:r>
+        <w:rPr>
+          <w:color w:val="000000"/>
+          <w:sz w:val="26"/>
+          <w:szCs w:val="26"/>
+          <w:lang w:val="en-US"/>
+        </w:rPr>
+        <w:t>.</w:t>
+      </w:r>
     </w:p>
     <w:p>
       <w:pPr>
@@ -31482,6 +31498,7 @@
         </w:rPr>
         <w:t>giá</w:t>
       </w:r>
+      <w:proofErr w:type="spellEnd"/>
       <w:r>
         <w:rPr>
           <w:color w:val="000000"/>
@@ -31491,7 +31508,6 @@
         </w:rPr>
         <w:t>.</w:t>
       </w:r>
-      <w:proofErr w:type="spellEnd"/>
     </w:p>
     <w:p>
       <w:pPr>
@@ -33587,15 +33603,6 @@
           <w:lang w:val="en-US"/>
         </w:rPr>
       </w:pPr>
-      <w:r>
-        <w:rPr>
-          <w:color w:val="000000"/>
-          <w:sz w:val="26"/>
-          <w:szCs w:val="26"/>
-          <w:lang w:val="en-US"/>
-        </w:rPr>
-        <w:t xml:space="preserve">- </w:t>
-      </w:r>
       <w:proofErr w:type="spellStart"/>
       <w:r>
         <w:rPr>
@@ -68890,6 +68897,7 @@
   <w:style w:type="character" w:default="1" w:styleId="Phngmcinhcuaoanvn">
     <w:name w:val="Default Paragraph Font"/>
     <w:uiPriority w:val="1"/>
+    <w:semiHidden/>
     <w:unhideWhenUsed/>
   </w:style>
   <w:style w:type="table" w:default="1" w:styleId="BangThngthng">
